--- a/lessons/3-1-flagship/downloads/3-1-flagship-notes-teacher.docx
+++ b/lessons/3-1-flagship/downloads/3-1-flagship-notes-teacher.docx
@@ -14,7 +14,7 @@
           <w:sz w:val="18"/>
           <w:szCs w:val="18"/>
         </w:rPr>
-        <w:t xml:space="preserve">UNIT 3  ·  LESSON 1      STANDARD 6.RP.1</w:t>
+        <w:t xml:space="preserve">UNIT 3  ·  LESSON 1      STANDARD 6.AT.1</w:t>
       </w:r>
     </w:p>
     <w:p>
@@ -2362,6 +2362,32 @@
     </w:p>
     <w:p>
       <w:pPr>
+        <w:pStyle w:val="Heading2"/>
+        <w:spacing w:after="80" w:before="180"/>
+      </w:pPr>
+      <w:r>
+        <w:rPr>
+          <w:b/>
+          <w:bCs/>
+          <w:color w:val="12355B"/>
+          <w:sz w:val="24"/>
+          <w:szCs w:val="24"/>
+        </w:rPr>
+        <w:t xml:space="preserve">Level 1 Support</w:t>
+      </w:r>
+      <w:r>
+        <w:rPr>
+          <w:i/>
+          <w:iCs/>
+          <w:color w:val="1FA6A2"/>
+          <w:sz w:val="19"/>
+          <w:szCs w:val="19"/>
+        </w:rPr>
+        <w:t xml:space="preserve">   extra scaffolding</w:t>
+      </w:r>
+    </w:p>
+    <w:p>
+      <w:pPr>
         <w:keepNext/>
         <w:spacing w:after="60" w:before="160"/>
       </w:pPr>
@@ -2622,6 +2648,32 @@
     </w:tbl>
     <w:p>
       <w:pPr>
+        <w:pStyle w:val="Heading2"/>
+        <w:spacing w:after="80" w:before="180"/>
+      </w:pPr>
+      <w:r>
+        <w:rPr>
+          <w:b/>
+          <w:bCs/>
+          <w:color w:val="12355B"/>
+          <w:sz w:val="24"/>
+          <w:szCs w:val="24"/>
+        </w:rPr>
+        <w:t xml:space="preserve">On Level</w:t>
+      </w:r>
+      <w:r>
+        <w:rPr>
+          <w:i/>
+          <w:iCs/>
+          <w:color w:val="12355B"/>
+          <w:sz w:val="19"/>
+          <w:szCs w:val="19"/>
+        </w:rPr>
+        <w:t xml:space="preserve">   grade-level practice</w:t>
+      </w:r>
+    </w:p>
+    <w:p>
+      <w:pPr>
         <w:keepNext/>
         <w:spacing w:after="60" w:before="160"/>
       </w:pPr>
@@ -2882,6 +2934,118 @@
     </w:tbl>
     <w:p>
       <w:pPr>
+        <w:pStyle w:val="Heading2"/>
+        <w:spacing w:after="80" w:before="180"/>
+      </w:pPr>
+      <w:r>
+        <w:rPr>
+          <w:b/>
+          <w:bCs/>
+          <w:color w:val="12355B"/>
+          <w:sz w:val="24"/>
+          <w:szCs w:val="24"/>
+        </w:rPr>
+        <w:t xml:space="preserve">Level 2 Enrichment</w:t>
+      </w:r>
+      <w:r>
+        <w:rPr>
+          <w:i/>
+          <w:iCs/>
+          <w:color w:val="6B4FA0"/>
+          <w:sz w:val="19"/>
+          <w:szCs w:val="19"/>
+        </w:rPr>
+        <w:t xml:space="preserve">   stretch your thinking</w:t>
+      </w:r>
+    </w:p>
+    <w:p>
+      <w:pPr>
+        <w:keepNext/>
+        <w:spacing w:after="60" w:before="160"/>
+      </w:pPr>
+      <w:r>
+        <w:rPr>
+          <w:b/>
+          <w:bCs/>
+          <w:color w:val="12355B"/>
+          <w:sz w:val="22"/>
+          <w:szCs w:val="22"/>
+        </w:rPr>
+        <w:t xml:space="preserve">5.  </w:t>
+      </w:r>
+      <w:r>
+        <w:rPr>
+          <w:b/>
+          <w:bCs/>
+          <w:sz w:val="21"/>
+          <w:szCs w:val="21"/>
+        </w:rPr>
+        <w:t xml:space="preserve">A bag of marbles has 8 red, 6 blue, and 4 green marbles. Write three different ratios using these quantities: one part-to-part ratio, one part-to-whole ratio, and explain the difference.</w:t>
+      </w:r>
+    </w:p>
+    <w:tbl>
+      <w:tblPr>
+        <w:tblW w:type="pct" w:w="100%"/>
+        <w:tblBorders>
+          <w:top w:val="single" w:color="C7D2DD" w:sz="6"/>
+          <w:left w:val="single" w:color="C7D2DD" w:sz="6"/>
+          <w:bottom w:val="single" w:color="C7D2DD" w:sz="6"/>
+          <w:right w:val="single" w:color="C7D2DD" w:sz="6"/>
+          <w:insideH w:val="single" w:color="auto" w:sz="4"/>
+          <w:insideV w:val="single" w:color="auto" w:sz="4"/>
+        </w:tblBorders>
+      </w:tblPr>
+      <w:tblGrid>
+        <w:gridCol w:w="100"/>
+      </w:tblGrid>
+      <w:tr>
+        <w:tc>
+          <w:tcPr>
+            <w:shd w:fill="FBF3E2" w:color="auto" w:val="clear"/>
+            <w:tcMar>
+              <w:top w:type="dxa" w:w="60"/>
+              <w:left w:type="dxa" w:w="120"/>
+              <w:bottom w:type="dxa" w:w="60"/>
+              <w:right w:type="dxa" w:w="120"/>
+            </w:tcMar>
+          </w:tcPr>
+          <w:p>
+            <w:pPr>
+              <w:spacing w:after="0" w:line="320"/>
+            </w:pPr>
+            <w:r>
+              <w:t xml:space="preserve"/>
+            </w:r>
+          </w:p>
+          <w:p>
+            <w:pPr>
+              <w:spacing w:after="0" w:line="320"/>
+            </w:pPr>
+            <w:r>
+              <w:t xml:space="preserve"/>
+            </w:r>
+          </w:p>
+          <w:p>
+            <w:pPr>
+              <w:spacing w:after="0" w:line="320"/>
+            </w:pPr>
+            <w:r>
+              <w:t xml:space="preserve"/>
+            </w:r>
+          </w:p>
+          <w:p>
+            <w:pPr>
+              <w:spacing w:after="0" w:line="320"/>
+            </w:pPr>
+            <w:r>
+              <w:t xml:space="preserve"/>
+            </w:r>
+          </w:p>
+        </w:tc>
+      </w:tr>
+    </w:tbl>
+    <w:p>
+      <w:pPr>
         <w:pStyle w:val="Heading1"/>
         <w:pageBreakBefore/>
         <w:pBdr>
@@ -3229,23 +3393,17 @@
     </w:p>
     <w:p>
       <w:pPr>
-        <w:spacing w:after="80"/>
-      </w:pPr>
-      <w:r>
-        <w:rPr>
-          <w:b/>
-          <w:bCs/>
-          <w:sz w:val="21"/>
-          <w:szCs w:val="21"/>
-        </w:rPr>
-        <w:t xml:space="preserve">1.  </w:t>
-      </w:r>
-      <w:r>
-        <w:rPr>
-          <w:sz w:val="21"/>
-          <w:szCs w:val="21"/>
-        </w:rPr>
-        <w:t xml:space="preserve">A)  12:18</w:t>
+        <w:spacing w:after="100"/>
+      </w:pPr>
+      <w:r>
+        <w:rPr>
+          <w:b/>
+          <w:bCs/>
+          <w:color w:val="B97A12"/>
+          <w:sz w:val="20"/>
+          <w:szCs w:val="20"/>
+        </w:rPr>
+        <w:t xml:space="preserve">Watch for this mistake:  </w:t>
       </w:r>
       <w:r>
         <w:rPr>
@@ -3255,7 +3413,23 @@
           <w:sz w:val="19"/>
           <w:szCs w:val="19"/>
         </w:rPr>
-        <w:t xml:space="preserve">  — Boys = 30 − 18 = 12. Part-to-part ratio of boys to girls = 12:18. (Order matters!)</w:t>
+        <w:t xml:space="preserve">A common mistake in Understand Ratios is writing the ratio in the wrong order: Chef Reyes's cookie recipe uses 3 cups of flour for every 2 cups of sugar, but when asked for the ratio of flour to sugar, some students write 2:3 instead of 3:2 because they default to whichever ingredient comes to mind first instead of the order named in the question. The ratio 3:2 means 3 cups of flour for every 2 cups of sugar; 2:3 would mean only 2 cups of flour for every 3 cups of sugar — a much soupier dough. Always match the order of your ratio to the order the question names: "flour to sugar" means the flour number comes first, giving 3:2.</w:t>
+      </w:r>
+    </w:p>
+    <w:p>
+      <w:pPr>
+        <w:pStyle w:val="Heading2"/>
+        <w:spacing w:after="80" w:before="180"/>
+      </w:pPr>
+      <w:r>
+        <w:rPr>
+          <w:b/>
+          <w:bCs/>
+          <w:color w:val="12355B"/>
+          <w:sz w:val="24"/>
+          <w:szCs w:val="24"/>
+        </w:rPr>
+        <w:t xml:space="preserve">Level 1 Support</w:t>
       </w:r>
     </w:p>
     <w:p>
@@ -3269,14 +3443,14 @@
           <w:sz w:val="21"/>
           <w:szCs w:val="21"/>
         </w:rPr>
-        <w:t xml:space="preserve">2.  </w:t>
-      </w:r>
-      <w:r>
-        <w:rPr>
-          <w:sz w:val="21"/>
-          <w:szCs w:val="21"/>
-        </w:rPr>
-        <w:t xml:space="preserve">A)  5:9</w:t>
+        <w:t xml:space="preserve">1.  </w:t>
+      </w:r>
+      <w:r>
+        <w:rPr>
+          <w:sz w:val="21"/>
+          <w:szCs w:val="21"/>
+        </w:rPr>
+        <w:t xml:space="preserve">A)  12:18</w:t>
       </w:r>
       <w:r>
         <w:rPr>
@@ -3286,7 +3460,7 @@
           <w:sz w:val="19"/>
           <w:szCs w:val="19"/>
         </w:rPr>
-        <w:t xml:space="preserve">  — The ratio of dogs to cats compares dogs first, then cats: 5 to 9, or 5:9.</w:t>
+        <w:t xml:space="preserve">  — Boys = 30 − 18 = 12. Part-to-part ratio of boys to girls = 12:18. (Order matters!)</w:t>
       </w:r>
     </w:p>
     <w:p>
@@ -3300,14 +3474,14 @@
           <w:sz w:val="21"/>
           <w:szCs w:val="21"/>
         </w:rPr>
-        <w:t xml:space="preserve">3.  </w:t>
-      </w:r>
-      <w:r>
-        <w:rPr>
-          <w:sz w:val="21"/>
-          <w:szCs w:val="21"/>
-        </w:rPr>
-        <w:t xml:space="preserve">A)  3:5</w:t>
+        <w:t xml:space="preserve">2.  </w:t>
+      </w:r>
+      <w:r>
+        <w:rPr>
+          <w:sz w:val="21"/>
+          <w:szCs w:val="21"/>
+        </w:rPr>
+        <w:t xml:space="preserve">A)  5:9</w:t>
       </w:r>
       <w:r>
         <w:rPr>
@@ -3317,7 +3491,23 @@
           <w:sz w:val="19"/>
           <w:szCs w:val="19"/>
         </w:rPr>
-        <w:t xml:space="preserve">  — The ratio of pineapple to melon compares pineapple (3) to melon (5), so the ratio is 3:5.</w:t>
+        <w:t xml:space="preserve">  — The ratio of dogs to cats compares dogs first, then cats: 5 to 9, or 5:9.</w:t>
+      </w:r>
+    </w:p>
+    <w:p>
+      <w:pPr>
+        <w:pStyle w:val="Heading2"/>
+        <w:spacing w:after="80" w:before="180"/>
+      </w:pPr>
+      <w:r>
+        <w:rPr>
+          <w:b/>
+          <w:bCs/>
+          <w:color w:val="12355B"/>
+          <w:sz w:val="24"/>
+          <w:szCs w:val="24"/>
+        </w:rPr>
+        <w:t xml:space="preserve">On Level</w:t>
       </w:r>
     </w:p>
     <w:p>
@@ -3331,14 +3521,14 @@
           <w:sz w:val="21"/>
           <w:szCs w:val="21"/>
         </w:rPr>
-        <w:t xml:space="preserve">4.  </w:t>
-      </w:r>
-      <w:r>
-        <w:rPr>
-          <w:sz w:val="21"/>
-          <w:szCs w:val="21"/>
-        </w:rPr>
-        <w:t xml:space="preserve">A)  6:16</w:t>
+        <w:t xml:space="preserve">3.  </w:t>
+      </w:r>
+      <w:r>
+        <w:rPr>
+          <w:sz w:val="21"/>
+          <w:szCs w:val="21"/>
+        </w:rPr>
+        <w:t xml:space="preserve">A)  3:5</w:t>
       </w:r>
       <w:r>
         <w:rPr>
@@ -3348,7 +3538,78 @@
           <w:sz w:val="19"/>
           <w:szCs w:val="19"/>
         </w:rPr>
+        <w:t xml:space="preserve">  — The ratio of pineapple to melon compares pineapple (3) to melon (5), so the ratio is 3:5.</w:t>
+      </w:r>
+    </w:p>
+    <w:p>
+      <w:pPr>
+        <w:spacing w:after="80"/>
+      </w:pPr>
+      <w:r>
+        <w:rPr>
+          <w:b/>
+          <w:bCs/>
+          <w:sz w:val="21"/>
+          <w:szCs w:val="21"/>
+        </w:rPr>
+        <w:t xml:space="preserve">4.  </w:t>
+      </w:r>
+      <w:r>
+        <w:rPr>
+          <w:sz w:val="21"/>
+          <w:szCs w:val="21"/>
+        </w:rPr>
+        <w:t xml:space="preserve">A)  6:16</w:t>
+      </w:r>
+      <w:r>
+        <w:rPr>
+          <w:i/>
+          <w:iCs/>
+          <w:color w:val="5F6F80"/>
+          <w:sz w:val="19"/>
+          <w:szCs w:val="19"/>
+        </w:rPr>
         <w:t xml:space="preserve">  — Total vehicles = 10 + 6 = 16. The ratio of trucks to total is 6:16.</w:t>
+      </w:r>
+    </w:p>
+    <w:p>
+      <w:pPr>
+        <w:pStyle w:val="Heading2"/>
+        <w:spacing w:after="80" w:before="180"/>
+      </w:pPr>
+      <w:r>
+        <w:rPr>
+          <w:b/>
+          <w:bCs/>
+          <w:color w:val="12355B"/>
+          <w:sz w:val="24"/>
+          <w:szCs w:val="24"/>
+        </w:rPr>
+        <w:t xml:space="preserve">Level 2 Enrichment</w:t>
+      </w:r>
+    </w:p>
+    <w:p>
+      <w:pPr>
+        <w:spacing w:after="80"/>
+      </w:pPr>
+      <w:r>
+        <w:rPr>
+          <w:b/>
+          <w:bCs/>
+          <w:sz w:val="21"/>
+          <w:szCs w:val="21"/>
+        </w:rPr>
+        <w:t xml:space="preserve">5.  </w:t>
+      </w:r>
+      <w:r>
+        <w:rPr>
+          <w:sz w:val="21"/>
+          <w:szCs w:val="21"/>
+        </w:rPr>
+        <w:t xml:space="preserve">Part-to-part: red to blue = 8:6. Part-to-whole: green to total = 4:18. The difference is that part-to-part compares two individual groups, while part-to-whole compares one group to the entire collection (8 + 6 + 4 = 18).</w:t>
+      </w:r>
+      <w:r>
+        <w:t xml:space="preserve"/>
       </w:r>
     </w:p>
     <w:p>

--- a/lessons/3-1-flagship/downloads/3-1-flagship-notes-teacher.docx
+++ b/lessons/3-1-flagship/downloads/3-1-flagship-notes-teacher.docx
@@ -1247,7 +1247,22 @@
           <w:sz w:val="30"/>
           <w:szCs w:val="30"/>
         </w:rPr>
-        <w:t xml:space="preserve">Worked Example</w:t>
+        <w:t xml:space="preserve">Write About the Math</w:t>
+      </w:r>
+    </w:p>
+    <w:p>
+      <w:pPr>
+        <w:spacing w:after="100"/>
+      </w:pPr>
+      <w:r>
+        <w:rPr>
+          <w:i/>
+          <w:iCs/>
+          <w:color w:val="5F6F80"/>
+          <w:sz w:val="19"/>
+          <w:szCs w:val="19"/>
+        </w:rPr>
+        <w:t xml:space="preserve">Use the support level you need. Every level answers the same math question.</w:t>
       </w:r>
     </w:p>
     <w:p>
@@ -1263,17 +1278,17 @@
           <w:sz w:val="24"/>
           <w:szCs w:val="24"/>
         </w:rPr>
-        <w:t xml:space="preserve">Watch &amp; Read</w:t>
+        <w:t xml:space="preserve">1. Understand the Question</w:t>
       </w:r>
       <w:r>
         <w:rPr>
           <w:i/>
           <w:iCs/>
-          <w:color w:val="1FA6A2"/>
+          <w:color w:val="B97A12"/>
           <w:sz w:val="19"/>
           <w:szCs w:val="19"/>
         </w:rPr>
-        <w:t xml:space="preserve">   I Do — follow along with your teacher</w:t>
+        <w:t xml:space="preserve">   explain</w:t>
       </w:r>
     </w:p>
     <w:tbl>
@@ -1308,25 +1323,44 @@
             </w:pPr>
             <w:r>
               <w:rPr>
+                <w:color w:val="1A2733"/>
+                <w:sz w:val="21"/>
+                <w:szCs w:val="21"/>
+              </w:rPr>
+              <w:t xml:space="preserve">At the Prep Station you sorted the chef's statements. What made something a ratio instead of NOT a ratio (like '12 cookies on the tray')?</w:t>
+            </w:r>
+          </w:p>
+          <w:p>
+            <w:pPr>
+              <w:spacing w:after="0"/>
+            </w:pPr>
+            <w:r>
+              <w:rPr>
                 <w:b/>
                 <w:bCs/>
                 <w:color w:val="12355B"/>
-                <w:sz w:val="22"/>
-                <w:szCs w:val="22"/>
+                <w:sz w:val="20"/>
+                <w:szCs w:val="20"/>
               </w:rPr>
-              <w:t xml:space="preserve">Chef Academy Ratio Rookie</w:t>
-            </w:r>
-          </w:p>
-          <w:p>
-            <w:pPr>
-              <w:spacing w:after="0"/>
-            </w:pPr>
+              <w:t xml:space="preserve">Your job:  </w:t>
+            </w:r>
             <w:r>
               <w:rPr>
-                <w:sz w:val="21"/>
-                <w:szCs w:val="21"/>
+                <w:sz w:val="20"/>
+                <w:szCs w:val="20"/>
               </w:rPr>
-              <w:t xml:space="preserve">Welcome to Chef Academy! Head Chef Reyes is teaching new students how to read recipes like a pro. Her signature cookie recipe calls for 3 cups of flour for every 2 cups of sugar. Before the students can start baking, they need to understand how these ingredient amounts compare to each other.</w:t>
+              <w:t xml:space="preserve">Answer the question. Use math evidence. Explain how the evidence proves your answer.</w:t>
+            </w:r>
+            <w:r>
+              <w:rPr>
+                <w:i/>
+                <w:iCs/>
+                <w:color w:val="5F6F80"/>
+                <w:sz w:val="18"/>
+                <w:szCs w:val="18"/>
+              </w:rPr>
+              <w:br/>
+              <w:t xml:space="preserve">Responde la pregunta. Usa evidencia matemática. Explica cómo la evidencia demuestra tu respuesta.</w:t>
             </w:r>
           </w:p>
         </w:tc>
@@ -1334,94 +1368,6 @@
     </w:tbl>
     <w:p>
       <w:pPr>
-        <w:spacing w:after="80"/>
-      </w:pPr>
-      <w:r>
-        <w:t xml:space="preserve"/>
-      </w:r>
-    </w:p>
-    <w:p>
-      <w:pPr>
-        <w:spacing w:after="50" w:before="60"/>
-      </w:pPr>
-      <w:r>
-        <w:rPr>
-          <w:b/>
-          <w:bCs/>
-          <w:color w:val="12355B"/>
-          <w:sz w:val="21"/>
-          <w:szCs w:val="21"/>
-        </w:rPr>
-        <w:t xml:space="preserve">Think about:</w:t>
-      </w:r>
-    </w:p>
-    <w:p>
-      <w:pPr>
-        <w:spacing w:after="40"/>
-        <w:ind w:left="300"/>
-      </w:pPr>
-      <w:r>
-        <w:rPr>
-          <w:sz w:val="20"/>
-          <w:szCs w:val="20"/>
-        </w:rPr>
-        <w:t xml:space="preserve">•  What two ingredients are being compared in the recipe?</w:t>
-      </w:r>
-    </w:p>
-    <w:p>
-      <w:pPr>
-        <w:spacing w:after="40"/>
-        <w:ind w:left="300"/>
-      </w:pPr>
-      <w:r>
-        <w:rPr>
-          <w:sz w:val="20"/>
-          <w:szCs w:val="20"/>
-        </w:rPr>
-        <w:t xml:space="preserve">•  How could you describe the relationship between flour and sugar?</w:t>
-      </w:r>
-    </w:p>
-    <w:p>
-      <w:pPr>
-        <w:spacing w:after="40"/>
-        <w:ind w:left="300"/>
-      </w:pPr>
-      <w:r>
-        <w:rPr>
-          <w:sz w:val="20"/>
-          <w:szCs w:val="20"/>
-        </w:rPr>
-        <w:t xml:space="preserve">•  Is the amount of flour more than, less than, or equal to the amount of sugar?</w:t>
-      </w:r>
-    </w:p>
-    <w:p>
-      <w:pPr>
-        <w:spacing w:after="40"/>
-        <w:ind w:left="300"/>
-      </w:pPr>
-      <w:r>
-        <w:rPr>
-          <w:sz w:val="20"/>
-          <w:szCs w:val="20"/>
-        </w:rPr>
-        <w:t xml:space="preserve">•  What if we compared the sugar to the flour instead — would the ratio change?</w:t>
-      </w:r>
-    </w:p>
-    <w:p>
-      <w:pPr>
-        <w:spacing w:after="40"/>
-        <w:ind w:left="300"/>
-      </w:pPr>
-      <w:r>
-        <w:rPr>
-          <w:sz w:val="20"/>
-          <w:szCs w:val="20"/>
-        </w:rPr>
-        <w:t xml:space="preserve">•  Could we compare one ingredient to the total amount of both?</w:t>
-      </w:r>
-    </w:p>
-    <w:p>
-      <w:pPr>
         <w:pStyle w:val="Heading2"/>
         <w:spacing w:after="80" w:before="180"/>
       </w:pPr>
@@ -1433,7 +1379,7 @@
           <w:sz w:val="24"/>
           <w:szCs w:val="24"/>
         </w:rPr>
-        <w:t xml:space="preserve">Solved Example</w:t>
+        <w:t xml:space="preserve">2. Plan Your Math Words</w:t>
       </w:r>
       <w:r>
         <w:rPr>
@@ -1443,172 +1389,299 @@
           <w:sz w:val="19"/>
           <w:szCs w:val="19"/>
         </w:rPr>
-        <w:t xml:space="preserve">   I Do — watch each step</w:t>
-      </w:r>
-    </w:p>
-    <w:p>
-      <w:pPr>
-        <w:keepNext/>
-        <w:spacing w:after="40"/>
-      </w:pPr>
-      <w:r>
-        <w:rPr>
-          <w:b/>
-          <w:bCs/>
-          <w:color w:val="12355B"/>
-          <w:sz w:val="21"/>
-          <w:szCs w:val="21"/>
-        </w:rPr>
-        <w:t xml:space="preserve">Problem:  </w:t>
-      </w:r>
-      <w:r>
-        <w:rPr>
-          <w:sz w:val="21"/>
-          <w:szCs w:val="21"/>
-        </w:rPr>
-        <w:t xml:space="preserve">A recipe uses 4 cups of milk and 1 cup of cream. What is the ratio of milk to cream?</w:t>
-      </w:r>
-    </w:p>
-    <w:p>
-      <w:pPr>
-        <w:spacing w:after="30"/>
-        <w:ind w:left="420"/>
-      </w:pPr>
-      <w:r>
-        <w:rPr>
+        <w:t xml:space="preserve">   check at least two</w:t>
+      </w:r>
+    </w:p>
+    <w:p>
+      <w:pPr>
+        <w:spacing w:after="60"/>
+      </w:pPr>
+      <w:r>
+        <w:rPr>
+          <w:b/>
+          <w:bCs/>
+          <w:color w:val="1FA6A2"/>
+          <w:sz w:val="22"/>
+          <w:szCs w:val="22"/>
+        </w:rPr>
+        <w:t xml:space="preserve">☐  </w:t>
+      </w:r>
+      <w:r>
+        <w:rPr>
+          <w:b/>
+          <w:bCs/>
+          <w:color w:val="12355B"/>
           <w:sz w:val="20"/>
           <w:szCs w:val="20"/>
         </w:rPr>
-        <w:t xml:space="preserve">A)  4:1</w:t>
-      </w:r>
-    </w:p>
-    <w:p>
-      <w:pPr>
-        <w:spacing w:after="30"/>
-        <w:ind w:left="420"/>
-      </w:pPr>
+        <w:t xml:space="preserve">Ratio — </w:t>
+      </w:r>
       <w:r>
         <w:rPr>
           <w:sz w:val="20"/>
           <w:szCs w:val="20"/>
         </w:rPr>
-        <w:t xml:space="preserve">B)  1:4</w:t>
-      </w:r>
-    </w:p>
-    <w:p>
-      <w:pPr>
-        <w:spacing w:after="30"/>
-        <w:ind w:left="420"/>
-      </w:pPr>
-      <w:r>
-        <w:rPr>
+        <w:t xml:space="preserve">A way to compare two amounts, like 3 to 2.</w:t>
+      </w:r>
+      <w:r>
+        <w:rPr>
+          <w:i/>
+          <w:iCs/>
+          <w:color w:val="5F6F80"/>
+          <w:sz w:val="18"/>
+          <w:szCs w:val="18"/>
+        </w:rPr>
+        <w:br/>
+        <w:t xml:space="preserve">Razón — Una manera de comparar dos cantidades, como 3 a 2.</w:t>
+      </w:r>
+    </w:p>
+    <w:p>
+      <w:pPr>
+        <w:spacing w:after="60"/>
+      </w:pPr>
+      <w:r>
+        <w:rPr>
+          <w:b/>
+          <w:bCs/>
+          <w:color w:val="1FA6A2"/>
+          <w:sz w:val="22"/>
+          <w:szCs w:val="22"/>
+        </w:rPr>
+        <w:t xml:space="preserve">☐  </w:t>
+      </w:r>
+      <w:r>
+        <w:rPr>
+          <w:b/>
+          <w:bCs/>
+          <w:color w:val="12355B"/>
           <w:sz w:val="20"/>
           <w:szCs w:val="20"/>
         </w:rPr>
-        <w:t xml:space="preserve">C)  4:5</w:t>
-      </w:r>
-    </w:p>
-    <w:p>
-      <w:pPr>
-        <w:spacing w:after="30"/>
-        <w:ind w:left="420"/>
-      </w:pPr>
+        <w:t xml:space="preserve">Comparison — </w:t>
+      </w:r>
       <w:r>
         <w:rPr>
           <w:sz w:val="20"/>
           <w:szCs w:val="20"/>
         </w:rPr>
-        <w:t xml:space="preserve">D)  5:1</w:t>
-      </w:r>
-    </w:p>
-    <w:p>
-      <w:pPr>
-        <w:spacing w:after="20" w:before="50"/>
+        <w:t xml:space="preserve">Looking at two or more amounts to see how they are related.</w:t>
+      </w:r>
+      <w:r>
+        <w:rPr>
+          <w:i/>
+          <w:iCs/>
+          <w:color w:val="5F6F80"/>
+          <w:sz w:val="18"/>
+          <w:szCs w:val="18"/>
+        </w:rPr>
+        <w:br/>
+        <w:t xml:space="preserve">Comparación — Mirar dos o más cantidades para ver cómo se relacionan.</w:t>
+      </w:r>
+    </w:p>
+    <w:p>
+      <w:pPr>
+        <w:spacing w:after="60"/>
       </w:pPr>
       <w:r>
         <w:rPr>
           <w:b/>
           <w:bCs/>
           <w:color w:val="1FA6A2"/>
-          <w:sz w:val="21"/>
-          <w:szCs w:val="21"/>
-        </w:rPr>
-        <w:t xml:space="preserve">Step 1:  </w:t>
-      </w:r>
-      <w:r>
-        <w:rPr>
-          <w:sz w:val="21"/>
-          <w:szCs w:val="21"/>
-        </w:rPr>
-        <w:t xml:space="preserve">A ratio compares quantities in the order given.</w:t>
-      </w:r>
-    </w:p>
-    <w:p>
-      <w:pPr>
-        <w:spacing w:after="20" w:before="50"/>
+          <w:sz w:val="22"/>
+          <w:szCs w:val="22"/>
+        </w:rPr>
+        <w:t xml:space="preserve">☐  </w:t>
+      </w:r>
+      <w:r>
+        <w:rPr>
+          <w:b/>
+          <w:bCs/>
+          <w:color w:val="12355B"/>
+          <w:sz w:val="20"/>
+          <w:szCs w:val="20"/>
+        </w:rPr>
+        <w:t xml:space="preserve">Part-to-whole — </w:t>
+      </w:r>
+      <w:r>
+        <w:rPr>
+          <w:sz w:val="20"/>
+          <w:szCs w:val="20"/>
+        </w:rPr>
+        <w:t xml:space="preserve">A ratio comparing one part to the whole group.</w:t>
+      </w:r>
+      <w:r>
+        <w:rPr>
+          <w:i/>
+          <w:iCs/>
+          <w:color w:val="5F6F80"/>
+          <w:sz w:val="18"/>
+          <w:szCs w:val="18"/>
+        </w:rPr>
+        <w:br/>
+        <w:t xml:space="preserve">Parte a todo — Una razón que compara una parte con todo el grupo.</w:t>
+      </w:r>
+    </w:p>
+    <w:p>
+      <w:pPr>
+        <w:spacing w:after="60"/>
       </w:pPr>
       <w:r>
         <w:rPr>
           <w:b/>
           <w:bCs/>
           <w:color w:val="1FA6A2"/>
-          <w:sz w:val="21"/>
-          <w:szCs w:val="21"/>
-        </w:rPr>
-        <w:t xml:space="preserve">Step 2:  </w:t>
-      </w:r>
-      <w:r>
-        <w:rPr>
-          <w:sz w:val="21"/>
-          <w:szCs w:val="21"/>
-        </w:rPr>
-        <w:t xml:space="preserve">Milk to cream = 4 to 1, or 4:1.</w:t>
-      </w:r>
-    </w:p>
-    <w:p>
-      <w:pPr>
-        <w:spacing w:after="40" w:before="60"/>
-      </w:pPr>
-      <w:r>
-        <w:rPr>
-          <w:b/>
-          <w:bCs/>
-          <w:color w:val="12355B"/>
-          <w:sz w:val="21"/>
-          <w:szCs w:val="21"/>
-        </w:rPr>
-        <w:t xml:space="preserve">Answer:  </w:t>
-      </w:r>
-      <w:r>
-        <w:rPr>
-          <w:b/>
-          <w:bCs/>
-          <w:sz w:val="21"/>
-          <w:szCs w:val="21"/>
-        </w:rPr>
-        <w:t xml:space="preserve">A. 4:1</w:t>
-      </w:r>
-    </w:p>
-    <w:p>
-      <w:pPr>
-        <w:pStyle w:val="Heading1"/>
-        <w:pageBreakBefore/>
-        <w:pBdr>
-          <w:bottom w:val="single" w:color="1FA6A2" w:sz="14" w:space="6"/>
-        </w:pBdr>
-        <w:spacing w:after="140" w:before="0"/>
-      </w:pPr>
-      <w:r>
-        <w:rPr>
-          <w:b/>
-          <w:bCs/>
-          <w:color w:val="12355B"/>
-          <w:sz w:val="30"/>
-          <w:szCs w:val="30"/>
-        </w:rPr>
-        <w:t xml:space="preserve">Guided Practice</w:t>
-      </w:r>
-    </w:p>
+          <w:sz w:val="22"/>
+          <w:szCs w:val="22"/>
+        </w:rPr>
+        <w:t xml:space="preserve">☐  </w:t>
+      </w:r>
+      <w:r>
+        <w:rPr>
+          <w:b/>
+          <w:bCs/>
+          <w:color w:val="12355B"/>
+          <w:sz w:val="20"/>
+          <w:szCs w:val="20"/>
+        </w:rPr>
+        <w:t xml:space="preserve">Colon notation — </w:t>
+      </w:r>
+      <w:r>
+        <w:rPr>
+          <w:sz w:val="20"/>
+          <w:szCs w:val="20"/>
+        </w:rPr>
+        <w:t xml:space="preserve">Writing a ratio with two dots between the numbers, like 3:2.</w:t>
+      </w:r>
+      <w:r>
+        <w:rPr>
+          <w:i/>
+          <w:iCs/>
+          <w:color w:val="5F6F80"/>
+          <w:sz w:val="18"/>
+          <w:szCs w:val="18"/>
+        </w:rPr>
+        <w:br/>
+        <w:t xml:space="preserve">Notación con dos puntos — Escribir una razón con dos puntos entre los números, como 3:2.</w:t>
+      </w:r>
+    </w:p>
+    <w:p>
+      <w:pPr>
+        <w:spacing w:after="60"/>
+      </w:pPr>
+      <w:r>
+        <w:rPr>
+          <w:b/>
+          <w:bCs/>
+          <w:color w:val="1FA6A2"/>
+          <w:sz w:val="22"/>
+          <w:szCs w:val="22"/>
+        </w:rPr>
+        <w:t xml:space="preserve">☐  </w:t>
+      </w:r>
+      <w:r>
+        <w:rPr>
+          <w:b/>
+          <w:bCs/>
+          <w:color w:val="12355B"/>
+          <w:sz w:val="20"/>
+          <w:szCs w:val="20"/>
+        </w:rPr>
+        <w:t xml:space="preserve">Part-to-part — </w:t>
+      </w:r>
+      <w:r>
+        <w:rPr>
+          <w:sz w:val="20"/>
+          <w:szCs w:val="20"/>
+        </w:rPr>
+        <w:t xml:space="preserve">A ratio comparing one part of a group to another part.</w:t>
+      </w:r>
+      <w:r>
+        <w:rPr>
+          <w:i/>
+          <w:iCs/>
+          <w:color w:val="5F6F80"/>
+          <w:sz w:val="18"/>
+          <w:szCs w:val="18"/>
+        </w:rPr>
+        <w:br/>
+        <w:t xml:space="preserve">Parte a parte — Una razón que compara una parte de un grupo con otra parte.</w:t>
+      </w:r>
+    </w:p>
+    <w:tbl>
+      <w:tblPr>
+        <w:tblW w:type="pct" w:w="100%"/>
+        <w:tblBorders>
+          <w:top w:val="single" w:color="1FA6A2" w:sz="8"/>
+          <w:left w:val="single" w:color="1FA6A2" w:sz="8"/>
+          <w:bottom w:val="single" w:color="1FA6A2" w:sz="8"/>
+          <w:right w:val="single" w:color="1FA6A2" w:sz="8"/>
+          <w:insideH w:val="single" w:color="auto" w:sz="4"/>
+          <w:insideV w:val="single" w:color="auto" w:sz="4"/>
+        </w:tblBorders>
+      </w:tblPr>
+      <w:tblGrid>
+        <w:gridCol w:w="100"/>
+      </w:tblGrid>
+      <w:tr>
+        <w:tc>
+          <w:tcPr>
+            <w:shd w:fill="F7FFFD" w:color="auto" w:val="clear"/>
+            <w:tcMar>
+              <w:top w:type="dxa" w:w="120"/>
+              <w:left w:type="dxa" w:w="180"/>
+              <w:bottom w:type="dxa" w:w="120"/>
+              <w:right w:type="dxa" w:w="180"/>
+            </w:tcMar>
+          </w:tcPr>
+          <w:p>
+            <w:pPr>
+              <w:spacing w:after="50"/>
+            </w:pPr>
+            <w:r>
+              <w:rPr>
+                <w:b/>
+                <w:bCs/>
+                <w:color w:val="1FA6A2"/>
+                <w:sz w:val="20"/>
+                <w:szCs w:val="20"/>
+              </w:rPr>
+              <w:t xml:space="preserve">Say it first:  </w:t>
+            </w:r>
+            <w:r>
+              <w:rPr>
+                <w:sz w:val="20"/>
+                <w:szCs w:val="20"/>
+              </w:rPr>
+              <w:t xml:space="preserve">Say your idea to a partner or quietly to yourself before you write.</w:t>
+            </w:r>
+          </w:p>
+          <w:p>
+            <w:pPr>
+              <w:spacing w:after="60"/>
+            </w:pPr>
+            <w:r>
+              <w:rPr>
+                <w:color w:val="1A2733"/>
+                <w:sz w:val="21"/>
+                <w:szCs w:val="21"/>
+              </w:rPr>
+              <w:t xml:space="preserve">This is a ratio because it compares ___ to ___.</w:t>
+            </w:r>
+            <w:r>
+              <w:rPr>
+                <w:i/>
+                <w:iCs/>
+                <w:color w:val="5F6F80"/>
+                <w:sz w:val="19"/>
+                <w:szCs w:val="19"/>
+              </w:rPr>
+              <w:br/>
+              <w:t xml:space="preserve">Esto es una razón porque compara ___ con ___.</w:t>
+            </w:r>
+          </w:p>
+        </w:tc>
+      </w:tr>
+    </w:tbl>
     <w:p>
       <w:pPr>
         <w:pStyle w:val="Heading2"/>
@@ -1622,181 +1695,17 @@
           <w:sz w:val="24"/>
           <w:szCs w:val="24"/>
         </w:rPr>
-        <w:t xml:space="preserve">Solve Together</w:t>
+        <w:t xml:space="preserve">3. Build Your Explanation</w:t>
       </w:r>
       <w:r>
         <w:rPr>
           <w:i/>
           <w:iCs/>
-          <w:color w:val="6B4FA0"/>
+          <w:color w:val="B97A12"/>
           <w:sz w:val="19"/>
           <w:szCs w:val="19"/>
         </w:rPr>
-        <w:t xml:space="preserve">   We Do — work with your class</w:t>
-      </w:r>
-    </w:p>
-    <w:p>
-      <w:pPr>
-        <w:keepNext/>
-        <w:spacing w:after="40" w:before="40"/>
-      </w:pPr>
-      <w:r>
-        <w:rPr>
-          <w:b/>
-          <w:bCs/>
-          <w:color w:val="12355B"/>
-          <w:sz w:val="21"/>
-          <w:szCs w:val="21"/>
-        </w:rPr>
-        <w:t xml:space="preserve">Problem:  </w:t>
-      </w:r>
-      <w:r>
-        <w:rPr>
-          <w:sz w:val="21"/>
-          <w:szCs w:val="21"/>
-        </w:rPr>
-        <w:t xml:space="preserve">Chef Reyes uses 6 strawberries and 2 bananas in a smoothie. What is the part-to-whole ratio of bananas to total fruit?</w:t>
-      </w:r>
-    </w:p>
-    <w:p>
-      <w:pPr>
-        <w:spacing w:after="30"/>
-        <w:ind w:left="420"/>
-      </w:pPr>
-      <w:r>
-        <w:rPr>
-          <w:sz w:val="20"/>
-          <w:szCs w:val="20"/>
-        </w:rPr>
-        <w:t xml:space="preserve">A)  2:8</w:t>
-      </w:r>
-    </w:p>
-    <w:p>
-      <w:pPr>
-        <w:spacing w:after="30"/>
-        <w:ind w:left="420"/>
-      </w:pPr>
-      <w:r>
-        <w:rPr>
-          <w:sz w:val="20"/>
-          <w:szCs w:val="20"/>
-        </w:rPr>
-        <w:t xml:space="preserve">B)  6:2</w:t>
-      </w:r>
-    </w:p>
-    <w:p>
-      <w:pPr>
-        <w:spacing w:after="30"/>
-        <w:ind w:left="420"/>
-      </w:pPr>
-      <w:r>
-        <w:rPr>
-          <w:sz w:val="20"/>
-          <w:szCs w:val="20"/>
-        </w:rPr>
-        <w:t xml:space="preserve">C)  2:6</w:t>
-      </w:r>
-    </w:p>
-    <w:p>
-      <w:pPr>
-        <w:spacing w:after="30"/>
-        <w:ind w:left="420"/>
-      </w:pPr>
-      <w:r>
-        <w:rPr>
-          <w:sz w:val="20"/>
-          <w:szCs w:val="20"/>
-        </w:rPr>
-        <w:t xml:space="preserve">D)  8:2</w:t>
-      </w:r>
-    </w:p>
-    <w:p>
-      <w:pPr>
-        <w:keepNext/>
-        <w:spacing w:after="0" w:before="50"/>
-      </w:pPr>
-      <w:r>
-        <w:rPr>
-          <w:b/>
-          <w:bCs/>
-          <w:color w:val="6B4FA0"/>
-          <w:sz w:val="21"/>
-          <w:szCs w:val="21"/>
-        </w:rPr>
-        <w:t xml:space="preserve">Step 1:</w:t>
-      </w:r>
-    </w:p>
-    <w:p>
-      <w:pPr>
-        <w:pBdr>
-          <w:bottom w:val="single" w:color="AFBECC" w:sz="6"/>
-        </w:pBdr>
-        <w:spacing w:after="30" w:before="150"/>
-      </w:pPr>
-      <w:r>
-        <w:t xml:space="preserve"/>
-      </w:r>
-    </w:p>
-    <w:p>
-      <w:pPr>
-        <w:keepNext/>
-        <w:spacing w:after="0" w:before="50"/>
-      </w:pPr>
-      <w:r>
-        <w:rPr>
-          <w:b/>
-          <w:bCs/>
-          <w:color w:val="6B4FA0"/>
-          <w:sz w:val="21"/>
-          <w:szCs w:val="21"/>
-        </w:rPr>
-        <w:t xml:space="preserve">Step 2:</w:t>
-      </w:r>
-    </w:p>
-    <w:p>
-      <w:pPr>
-        <w:pBdr>
-          <w:bottom w:val="single" w:color="AFBECC" w:sz="6"/>
-        </w:pBdr>
-        <w:spacing w:after="30" w:before="150"/>
-      </w:pPr>
-      <w:r>
-        <w:t xml:space="preserve"/>
-      </w:r>
-    </w:p>
-    <w:p>
-      <w:pPr>
-        <w:keepNext/>
-        <w:spacing w:after="0" w:before="60"/>
-      </w:pPr>
-      <w:r>
-        <w:rPr>
-          <w:b/>
-          <w:bCs/>
-          <w:color w:val="12355B"/>
-          <w:sz w:val="21"/>
-          <w:szCs w:val="21"/>
-        </w:rPr>
-        <w:t xml:space="preserve">Answer:</w:t>
-      </w:r>
-    </w:p>
-    <w:p>
-      <w:pPr>
-        <w:pBdr>
-          <w:bottom w:val="single" w:color="AFBECC" w:sz="6"/>
-        </w:pBdr>
-        <w:spacing w:after="30" w:before="150"/>
-      </w:pPr>
-      <w:r>
-        <w:t xml:space="preserve"/>
-      </w:r>
-    </w:p>
-    <w:p>
-      <w:pPr>
-        <w:spacing w:after="80"/>
-      </w:pPr>
-      <w:r>
-        <w:t xml:space="preserve"/>
+        <w:t xml:space="preserve">   choose your support</w:t>
       </w:r>
     </w:p>
     <w:tbl>
@@ -1827,6 +1736,1393 @@
           </w:tcPr>
           <w:p>
             <w:pPr>
+              <w:spacing w:after="50"/>
+            </w:pPr>
+            <w:r>
+              <w:rPr>
+                <w:i/>
+                <w:iCs/>
+                <w:color w:val="5F6F80"/>
+                <w:sz w:val="19"/>
+                <w:szCs w:val="19"/>
+              </w:rPr>
+              <w:t xml:space="preserve">This model shows the parts of an explanation. It does not answer your writing question.</w:t>
+            </w:r>
+          </w:p>
+          <w:p>
+            <w:pPr>
+              <w:spacing w:after="80"/>
+            </w:pPr>
+            <w:r>
+              <w:rPr>
+                <w:b/>
+                <w:bCs/>
+                <w:color w:val="12355B"/>
+                <w:sz w:val="19"/>
+                <w:szCs w:val="19"/>
+              </w:rPr>
+              <w:t xml:space="preserve">Claim:  </w:t>
+            </w:r>
+            <w:r>
+              <w:rPr>
+                <w:sz w:val="19"/>
+                <w:szCs w:val="19"/>
+              </w:rPr>
+              <w:t xml:space="preserve">The recipe uses 3 cups of flour for every 2 cups of sugar.</w:t>
+            </w:r>
+          </w:p>
+          <w:p>
+            <w:pPr>
+              <w:spacing w:after="80"/>
+            </w:pPr>
+            <w:r>
+              <w:rPr>
+                <w:b/>
+                <w:bCs/>
+                <w:color w:val="12355B"/>
+                <w:sz w:val="19"/>
+                <w:szCs w:val="19"/>
+              </w:rPr>
+              <w:t xml:space="preserve">Evidence:  </w:t>
+            </w:r>
+            <w:r>
+              <w:rPr>
+                <w:sz w:val="19"/>
+                <w:szCs w:val="19"/>
+              </w:rPr>
+              <w:t xml:space="preserve">A strong answer names that flour and sugar are being compared and states the relationship as 3 to 2 (or 'for every 3 flour, 2 sugar'), not just that there is more flour.</w:t>
+            </w:r>
+          </w:p>
+          <w:p>
+            <w:pPr>
+              <w:spacing w:after="80"/>
+            </w:pPr>
+            <w:r>
+              <w:rPr>
+                <w:b/>
+                <w:bCs/>
+                <w:color w:val="12355B"/>
+                <w:sz w:val="19"/>
+                <w:szCs w:val="19"/>
+              </w:rPr>
+              <w:t xml:space="preserve">Reasoning:  </w:t>
+            </w:r>
+            <w:r>
+              <w:rPr>
+                <w:sz w:val="19"/>
+                <w:szCs w:val="19"/>
+              </w:rPr>
+              <w:t xml:space="preserve">This evidence connects the definition of ratio to the mathematical claim.</w:t>
+            </w:r>
+          </w:p>
+        </w:tc>
+      </w:tr>
+    </w:tbl>
+    <w:p>
+      <w:pPr>
+        <w:pStyle w:val="Heading2"/>
+        <w:spacing w:after="80" w:before="180"/>
+      </w:pPr>
+      <w:r>
+        <w:rPr>
+          <w:b/>
+          <w:bCs/>
+          <w:color w:val="12355B"/>
+          <w:sz w:val="24"/>
+          <w:szCs w:val="24"/>
+        </w:rPr>
+        <w:t xml:space="preserve">Start</w:t>
+      </w:r>
+      <w:r>
+        <w:rPr>
+          <w:i/>
+          <w:iCs/>
+          <w:color w:val="1FA6A2"/>
+          <w:sz w:val="19"/>
+          <w:szCs w:val="19"/>
+        </w:rPr>
+        <w:t xml:space="preserve">   Most language support</w:t>
+      </w:r>
+    </w:p>
+    <w:p>
+      <w:pPr>
+        <w:spacing w:after="60"/>
+      </w:pPr>
+      <w:r>
+        <w:rPr>
+          <w:color w:val="1A2733"/>
+          <w:sz w:val="21"/>
+          <w:szCs w:val="21"/>
+        </w:rPr>
+        <w:t xml:space="preserve">Complete the frames. Use the word bank.</w:t>
+      </w:r>
+      <w:r>
+        <w:rPr>
+          <w:i/>
+          <w:iCs/>
+          <w:color w:val="5F6F80"/>
+          <w:sz w:val="19"/>
+          <w:szCs w:val="19"/>
+        </w:rPr>
+        <w:br/>
+        <w:t xml:space="preserve">Completa las oraciones. Usa el banco de palabras.</w:t>
+      </w:r>
+    </w:p>
+    <w:p>
+      <w:pPr>
+        <w:spacing w:after="60"/>
+      </w:pPr>
+      <w:r>
+        <w:rPr>
+          <w:color w:val="1A2733"/>
+          <w:sz w:val="21"/>
+          <w:szCs w:val="21"/>
+        </w:rPr>
+        <w:t xml:space="preserve">This is a ratio because it compares ___ to ___.</w:t>
+      </w:r>
+      <w:r>
+        <w:rPr>
+          <w:i/>
+          <w:iCs/>
+          <w:color w:val="5F6F80"/>
+          <w:sz w:val="19"/>
+          <w:szCs w:val="19"/>
+        </w:rPr>
+        <w:br/>
+        <w:t xml:space="preserve">Esto es una razón porque compara ___ con ___.</w:t>
+      </w:r>
+    </w:p>
+    <w:p>
+      <w:pPr>
+        <w:spacing w:after="60"/>
+      </w:pPr>
+      <w:r>
+        <w:rPr>
+          <w:color w:val="1A2733"/>
+          <w:sz w:val="21"/>
+          <w:szCs w:val="21"/>
+        </w:rPr>
+        <w:t xml:space="preserve">This is NOT a ratio because it only ___.</w:t>
+      </w:r>
+      <w:r>
+        <w:rPr>
+          <w:i/>
+          <w:iCs/>
+          <w:color w:val="5F6F80"/>
+          <w:sz w:val="19"/>
+          <w:szCs w:val="19"/>
+        </w:rPr>
+        <w:br/>
+        <w:t xml:space="preserve">Esto NO es una razón porque solo ___.</w:t>
+      </w:r>
+    </w:p>
+    <w:tbl>
+      <w:tblPr>
+        <w:tblW w:type="pct" w:w="100%"/>
+        <w:tblBorders>
+          <w:top w:val="single" w:color="C7D2DD" w:sz="6"/>
+          <w:left w:val="single" w:color="C7D2DD" w:sz="6"/>
+          <w:bottom w:val="single" w:color="C7D2DD" w:sz="6"/>
+          <w:right w:val="single" w:color="C7D2DD" w:sz="6"/>
+          <w:insideH w:val="single" w:color="auto" w:sz="4"/>
+          <w:insideV w:val="single" w:color="auto" w:sz="4"/>
+        </w:tblBorders>
+      </w:tblPr>
+      <w:tblGrid>
+        <w:gridCol w:w="100"/>
+      </w:tblGrid>
+      <w:tr>
+        <w:tc>
+          <w:tcPr>
+            <w:shd w:fill="FBF3E2" w:color="auto" w:val="clear"/>
+            <w:tcMar>
+              <w:top w:type="dxa" w:w="60"/>
+              <w:left w:type="dxa" w:w="120"/>
+              <w:bottom w:type="dxa" w:w="60"/>
+              <w:right w:type="dxa" w:w="120"/>
+            </w:tcMar>
+          </w:tcPr>
+          <w:p>
+            <w:pPr>
+              <w:spacing w:after="0" w:line="320"/>
+            </w:pPr>
+            <w:r>
+              <w:t xml:space="preserve"/>
+            </w:r>
+          </w:p>
+          <w:p>
+            <w:pPr>
+              <w:spacing w:after="0" w:line="320"/>
+            </w:pPr>
+            <w:r>
+              <w:t xml:space="preserve"/>
+            </w:r>
+          </w:p>
+          <w:p>
+            <w:pPr>
+              <w:spacing w:after="0" w:line="320"/>
+            </w:pPr>
+            <w:r>
+              <w:t xml:space="preserve"/>
+            </w:r>
+          </w:p>
+        </w:tc>
+      </w:tr>
+    </w:tbl>
+    <w:p>
+      <w:pPr>
+        <w:pStyle w:val="Heading2"/>
+        <w:spacing w:after="80" w:before="180"/>
+      </w:pPr>
+      <w:r>
+        <w:rPr>
+          <w:b/>
+          <w:bCs/>
+          <w:color w:val="12355B"/>
+          <w:sz w:val="24"/>
+          <w:szCs w:val="24"/>
+        </w:rPr>
+        <w:t xml:space="preserve">Build</w:t>
+      </w:r>
+      <w:r>
+        <w:rPr>
+          <w:i/>
+          <w:iCs/>
+          <w:color w:val="B97A12"/>
+          <w:sz w:val="19"/>
+          <w:szCs w:val="19"/>
+        </w:rPr>
+        <w:t xml:space="preserve">   Some language support</w:t>
+      </w:r>
+    </w:p>
+    <w:p>
+      <w:pPr>
+        <w:spacing w:after="60"/>
+      </w:pPr>
+      <w:r>
+        <w:rPr>
+          <w:color w:val="1A2733"/>
+          <w:sz w:val="21"/>
+          <w:szCs w:val="21"/>
+        </w:rPr>
+        <w:t xml:space="preserve">Write two connected sentences. Use because, so, or but.</w:t>
+      </w:r>
+      <w:r>
+        <w:rPr>
+          <w:i/>
+          <w:iCs/>
+          <w:color w:val="5F6F80"/>
+          <w:sz w:val="19"/>
+          <w:szCs w:val="19"/>
+        </w:rPr>
+        <w:br/>
+        <w:t xml:space="preserve">Escribe dos oraciones conectadas. Usa porque, entonces o pero.</w:t>
+      </w:r>
+    </w:p>
+    <w:p>
+      <w:pPr>
+        <w:spacing w:after="60"/>
+      </w:pPr>
+      <w:r>
+        <w:rPr>
+          <w:color w:val="1A2733"/>
+          <w:sz w:val="21"/>
+          <w:szCs w:val="21"/>
+        </w:rPr>
+        <w:t xml:space="preserve">My claim is ___.</w:t>
+      </w:r>
+      <w:r>
+        <w:rPr>
+          <w:i/>
+          <w:iCs/>
+          <w:color w:val="5F6F80"/>
+          <w:sz w:val="19"/>
+          <w:szCs w:val="19"/>
+        </w:rPr>
+        <w:br/>
+        <w:t xml:space="preserve">Mi afirmación es ___.</w:t>
+      </w:r>
+    </w:p>
+    <w:p>
+      <w:pPr>
+        <w:spacing w:after="60"/>
+      </w:pPr>
+      <w:r>
+        <w:rPr>
+          <w:color w:val="1A2733"/>
+          <w:sz w:val="21"/>
+          <w:szCs w:val="21"/>
+        </w:rPr>
+        <w:t xml:space="preserve">I know because ___.</w:t>
+      </w:r>
+      <w:r>
+        <w:rPr>
+          <w:i/>
+          <w:iCs/>
+          <w:color w:val="5F6F80"/>
+          <w:sz w:val="19"/>
+          <w:szCs w:val="19"/>
+        </w:rPr>
+        <w:br/>
+        <w:t xml:space="preserve">Lo sé porque ___.</w:t>
+      </w:r>
+    </w:p>
+    <w:p>
+      <w:pPr>
+        <w:spacing w:after="60"/>
+      </w:pPr>
+      <w:r>
+        <w:rPr>
+          <w:color w:val="1A2733"/>
+          <w:sz w:val="21"/>
+          <w:szCs w:val="21"/>
+        </w:rPr>
+        <w:t xml:space="preserve">So ___.</w:t>
+      </w:r>
+      <w:r>
+        <w:rPr>
+          <w:i/>
+          <w:iCs/>
+          <w:color w:val="5F6F80"/>
+          <w:sz w:val="19"/>
+          <w:szCs w:val="19"/>
+        </w:rPr>
+        <w:br/>
+        <w:t xml:space="preserve">Entonces ___.</w:t>
+      </w:r>
+    </w:p>
+    <w:tbl>
+      <w:tblPr>
+        <w:tblW w:type="pct" w:w="100%"/>
+        <w:tblBorders>
+          <w:top w:val="single" w:color="C7D2DD" w:sz="6"/>
+          <w:left w:val="single" w:color="C7D2DD" w:sz="6"/>
+          <w:bottom w:val="single" w:color="C7D2DD" w:sz="6"/>
+          <w:right w:val="single" w:color="C7D2DD" w:sz="6"/>
+          <w:insideH w:val="single" w:color="auto" w:sz="4"/>
+          <w:insideV w:val="single" w:color="auto" w:sz="4"/>
+        </w:tblBorders>
+      </w:tblPr>
+      <w:tblGrid>
+        <w:gridCol w:w="100"/>
+      </w:tblGrid>
+      <w:tr>
+        <w:tc>
+          <w:tcPr>
+            <w:shd w:fill="FBF3E2" w:color="auto" w:val="clear"/>
+            <w:tcMar>
+              <w:top w:type="dxa" w:w="60"/>
+              <w:left w:type="dxa" w:w="120"/>
+              <w:bottom w:type="dxa" w:w="60"/>
+              <w:right w:type="dxa" w:w="120"/>
+            </w:tcMar>
+          </w:tcPr>
+          <w:p>
+            <w:pPr>
+              <w:spacing w:after="0" w:line="320"/>
+            </w:pPr>
+            <w:r>
+              <w:t xml:space="preserve"/>
+            </w:r>
+          </w:p>
+          <w:p>
+            <w:pPr>
+              <w:spacing w:after="0" w:line="320"/>
+            </w:pPr>
+            <w:r>
+              <w:t xml:space="preserve"/>
+            </w:r>
+          </w:p>
+          <w:p>
+            <w:pPr>
+              <w:spacing w:after="0" w:line="320"/>
+            </w:pPr>
+            <w:r>
+              <w:t xml:space="preserve"/>
+            </w:r>
+          </w:p>
+        </w:tc>
+      </w:tr>
+    </w:tbl>
+    <w:p>
+      <w:pPr>
+        <w:pStyle w:val="Heading2"/>
+        <w:spacing w:after="80" w:before="180"/>
+      </w:pPr>
+      <w:r>
+        <w:rPr>
+          <w:b/>
+          <w:bCs/>
+          <w:color w:val="12355B"/>
+          <w:sz w:val="24"/>
+          <w:szCs w:val="24"/>
+        </w:rPr>
+        <w:t xml:space="preserve">Explain</w:t>
+      </w:r>
+      <w:r>
+        <w:rPr>
+          <w:i/>
+          <w:iCs/>
+          <w:color w:val="B97A12"/>
+          <w:sz w:val="19"/>
+          <w:szCs w:val="19"/>
+        </w:rPr>
+        <w:t xml:space="preserve">   Light language support</w:t>
+      </w:r>
+    </w:p>
+    <w:p>
+      <w:pPr>
+        <w:spacing w:after="60"/>
+      </w:pPr>
+      <w:r>
+        <w:rPr>
+          <w:color w:val="1A2733"/>
+          <w:sz w:val="21"/>
+          <w:szCs w:val="21"/>
+        </w:rPr>
+        <w:t xml:space="preserve">Write a claim, give math evidence, and explain your reasoning.</w:t>
+      </w:r>
+      <w:r>
+        <w:rPr>
+          <w:i/>
+          <w:iCs/>
+          <w:color w:val="5F6F80"/>
+          <w:sz w:val="19"/>
+          <w:szCs w:val="19"/>
+        </w:rPr>
+        <w:br/>
+        <w:t xml:space="preserve">Escribe una afirmación, da evidencia matemática y explica tu razonamiento.</w:t>
+      </w:r>
+    </w:p>
+    <w:p>
+      <w:pPr>
+        <w:spacing w:after="60"/>
+      </w:pPr>
+      <w:r>
+        <w:rPr>
+          <w:color w:val="1A2733"/>
+          <w:sz w:val="21"/>
+          <w:szCs w:val="21"/>
+        </w:rPr>
+        <w:t xml:space="preserve">My claim is ___.</w:t>
+      </w:r>
+      <w:r>
+        <w:rPr>
+          <w:i/>
+          <w:iCs/>
+          <w:color w:val="5F6F80"/>
+          <w:sz w:val="19"/>
+          <w:szCs w:val="19"/>
+        </w:rPr>
+        <w:br/>
+        <w:t xml:space="preserve">Mi afirmación es ___.</w:t>
+      </w:r>
+    </w:p>
+    <w:p>
+      <w:pPr>
+        <w:spacing w:after="60"/>
+      </w:pPr>
+      <w:r>
+        <w:rPr>
+          <w:color w:val="1A2733"/>
+          <w:sz w:val="21"/>
+          <w:szCs w:val="21"/>
+        </w:rPr>
+        <w:t xml:space="preserve">My math evidence is ___.</w:t>
+      </w:r>
+      <w:r>
+        <w:rPr>
+          <w:i/>
+          <w:iCs/>
+          <w:color w:val="5F6F80"/>
+          <w:sz w:val="19"/>
+          <w:szCs w:val="19"/>
+        </w:rPr>
+        <w:br/>
+        <w:t xml:space="preserve">Mi evidencia matemática es ___.</w:t>
+      </w:r>
+    </w:p>
+    <w:p>
+      <w:pPr>
+        <w:spacing w:after="60"/>
+      </w:pPr>
+      <w:r>
+        <w:rPr>
+          <w:color w:val="1A2733"/>
+          <w:sz w:val="21"/>
+          <w:szCs w:val="21"/>
+        </w:rPr>
+        <w:t xml:space="preserve">This proves ___ because ___.</w:t>
+      </w:r>
+      <w:r>
+        <w:rPr>
+          <w:i/>
+          <w:iCs/>
+          <w:color w:val="5F6F80"/>
+          <w:sz w:val="19"/>
+          <w:szCs w:val="19"/>
+        </w:rPr>
+        <w:br/>
+        <w:t xml:space="preserve">Esto demuestra ___ porque ___.</w:t>
+      </w:r>
+    </w:p>
+    <w:tbl>
+      <w:tblPr>
+        <w:tblW w:type="pct" w:w="100%"/>
+        <w:tblBorders>
+          <w:top w:val="single" w:color="C7D2DD" w:sz="6"/>
+          <w:left w:val="single" w:color="C7D2DD" w:sz="6"/>
+          <w:bottom w:val="single" w:color="C7D2DD" w:sz="6"/>
+          <w:right w:val="single" w:color="C7D2DD" w:sz="6"/>
+          <w:insideH w:val="single" w:color="auto" w:sz="4"/>
+          <w:insideV w:val="single" w:color="auto" w:sz="4"/>
+        </w:tblBorders>
+      </w:tblPr>
+      <w:tblGrid>
+        <w:gridCol w:w="100"/>
+      </w:tblGrid>
+      <w:tr>
+        <w:tc>
+          <w:tcPr>
+            <w:shd w:fill="FBF3E2" w:color="auto" w:val="clear"/>
+            <w:tcMar>
+              <w:top w:type="dxa" w:w="60"/>
+              <w:left w:type="dxa" w:w="120"/>
+              <w:bottom w:type="dxa" w:w="60"/>
+              <w:right w:type="dxa" w:w="120"/>
+            </w:tcMar>
+          </w:tcPr>
+          <w:p>
+            <w:pPr>
+              <w:spacing w:after="0" w:line="320"/>
+            </w:pPr>
+            <w:r>
+              <w:t xml:space="preserve"/>
+            </w:r>
+          </w:p>
+          <w:p>
+            <w:pPr>
+              <w:spacing w:after="0" w:line="320"/>
+            </w:pPr>
+            <w:r>
+              <w:t xml:space="preserve"/>
+            </w:r>
+          </w:p>
+          <w:p>
+            <w:pPr>
+              <w:spacing w:after="0" w:line="320"/>
+            </w:pPr>
+            <w:r>
+              <w:t xml:space="preserve"/>
+            </w:r>
+          </w:p>
+          <w:p>
+            <w:pPr>
+              <w:spacing w:after="0" w:line="320"/>
+            </w:pPr>
+            <w:r>
+              <w:t xml:space="preserve"/>
+            </w:r>
+          </w:p>
+          <w:p>
+            <w:pPr>
+              <w:spacing w:after="0" w:line="320"/>
+            </w:pPr>
+            <w:r>
+              <w:t xml:space="preserve"/>
+            </w:r>
+          </w:p>
+        </w:tc>
+      </w:tr>
+    </w:tbl>
+    <w:p>
+      <w:pPr>
+        <w:pStyle w:val="Heading2"/>
+        <w:spacing w:after="80" w:before="180"/>
+      </w:pPr>
+      <w:r>
+        <w:rPr>
+          <w:b/>
+          <w:bCs/>
+          <w:color w:val="12355B"/>
+          <w:sz w:val="24"/>
+          <w:szCs w:val="24"/>
+        </w:rPr>
+        <w:t xml:space="preserve">4. Check Your Explanation</w:t>
+      </w:r>
+      <w:r>
+        <w:rPr>
+          <w:i/>
+          <w:iCs/>
+          <w:color w:val="1FA6A2"/>
+          <w:sz w:val="19"/>
+          <w:szCs w:val="19"/>
+        </w:rPr>
+        <w:t xml:space="preserve">   five quick checks</w:t>
+      </w:r>
+    </w:p>
+    <w:p>
+      <w:pPr>
+        <w:spacing w:after="80"/>
+      </w:pPr>
+      <w:r>
+        <w:rPr>
+          <w:b/>
+          <w:bCs/>
+          <w:color w:val="1FA6A2"/>
+          <w:sz w:val="22"/>
+          <w:szCs w:val="22"/>
+        </w:rPr>
+        <w:t xml:space="preserve">☐  </w:t>
+      </w:r>
+      <w:r>
+        <w:rPr>
+          <w:sz w:val="20"/>
+          <w:szCs w:val="20"/>
+        </w:rPr>
+        <w:t xml:space="preserve">I answered the question.</w:t>
+      </w:r>
+      <w:r>
+        <w:rPr>
+          <w:i/>
+          <w:iCs/>
+          <w:color w:val="5F6F80"/>
+          <w:sz w:val="18"/>
+          <w:szCs w:val="18"/>
+        </w:rPr>
+        <w:br/>
+        <w:t xml:space="preserve">Respondí la pregunta.</w:t>
+      </w:r>
+    </w:p>
+    <w:p>
+      <w:pPr>
+        <w:spacing w:after="80"/>
+      </w:pPr>
+      <w:r>
+        <w:rPr>
+          <w:b/>
+          <w:bCs/>
+          <w:color w:val="1FA6A2"/>
+          <w:sz w:val="22"/>
+          <w:szCs w:val="22"/>
+        </w:rPr>
+        <w:t xml:space="preserve">☐  </w:t>
+      </w:r>
+      <w:r>
+        <w:rPr>
+          <w:sz w:val="20"/>
+          <w:szCs w:val="20"/>
+        </w:rPr>
+        <w:t xml:space="preserve">I used math evidence: numbers, an equation, a model, or a comparison.</w:t>
+      </w:r>
+      <w:r>
+        <w:rPr>
+          <w:i/>
+          <w:iCs/>
+          <w:color w:val="5F6F80"/>
+          <w:sz w:val="18"/>
+          <w:szCs w:val="18"/>
+        </w:rPr>
+        <w:br/>
+        <w:t xml:space="preserve">Usé evidencia matemática: números, una ecuación, un modelo o una comparación.</w:t>
+      </w:r>
+    </w:p>
+    <w:p>
+      <w:pPr>
+        <w:spacing w:after="80"/>
+      </w:pPr>
+      <w:r>
+        <w:rPr>
+          <w:b/>
+          <w:bCs/>
+          <w:color w:val="1FA6A2"/>
+          <w:sz w:val="22"/>
+          <w:szCs w:val="22"/>
+        </w:rPr>
+        <w:t xml:space="preserve">☐  </w:t>
+      </w:r>
+      <w:r>
+        <w:rPr>
+          <w:sz w:val="20"/>
+          <w:szCs w:val="20"/>
+        </w:rPr>
+        <w:t xml:space="preserve">I explained how the evidence proves my answer.</w:t>
+      </w:r>
+      <w:r>
+        <w:rPr>
+          <w:i/>
+          <w:iCs/>
+          <w:color w:val="5F6F80"/>
+          <w:sz w:val="18"/>
+          <w:szCs w:val="18"/>
+        </w:rPr>
+        <w:br/>
+        <w:t xml:space="preserve">Expliqué cómo la evidencia demuestra mi respuesta.</w:t>
+      </w:r>
+    </w:p>
+    <w:p>
+      <w:pPr>
+        <w:spacing w:after="80"/>
+      </w:pPr>
+      <w:r>
+        <w:rPr>
+          <w:b/>
+          <w:bCs/>
+          <w:color w:val="1FA6A2"/>
+          <w:sz w:val="22"/>
+          <w:szCs w:val="22"/>
+        </w:rPr>
+        <w:t xml:space="preserve">☐  </w:t>
+      </w:r>
+      <w:r>
+        <w:rPr>
+          <w:sz w:val="20"/>
+          <w:szCs w:val="20"/>
+        </w:rPr>
+        <w:t xml:space="preserve">I used at least two math words.</w:t>
+      </w:r>
+      <w:r>
+        <w:rPr>
+          <w:i/>
+          <w:iCs/>
+          <w:color w:val="5F6F80"/>
+          <w:sz w:val="18"/>
+          <w:szCs w:val="18"/>
+        </w:rPr>
+        <w:br/>
+        <w:t xml:space="preserve">Usé por lo menos dos palabras matemáticas.</w:t>
+      </w:r>
+    </w:p>
+    <w:p>
+      <w:pPr>
+        <w:spacing w:after="80"/>
+      </w:pPr>
+      <w:r>
+        <w:rPr>
+          <w:b/>
+          <w:bCs/>
+          <w:color w:val="1FA6A2"/>
+          <w:sz w:val="22"/>
+          <w:szCs w:val="22"/>
+        </w:rPr>
+        <w:t xml:space="preserve">☐  </w:t>
+      </w:r>
+      <w:r>
+        <w:rPr>
+          <w:sz w:val="20"/>
+          <w:szCs w:val="20"/>
+        </w:rPr>
+        <w:t xml:space="preserve">I reread complete sentences and punctuation.</w:t>
+      </w:r>
+      <w:r>
+        <w:rPr>
+          <w:i/>
+          <w:iCs/>
+          <w:color w:val="5F6F80"/>
+          <w:sz w:val="18"/>
+          <w:szCs w:val="18"/>
+        </w:rPr>
+        <w:br/>
+        <w:t xml:space="preserve">Volví a leer mis oraciones completas y la puntuación.</w:t>
+      </w:r>
+    </w:p>
+    <w:p>
+      <w:pPr>
+        <w:pStyle w:val="Heading1"/>
+        <w:pageBreakBefore/>
+        <w:pBdr>
+          <w:bottom w:val="single" w:color="1FA6A2" w:sz="14" w:space="6"/>
+        </w:pBdr>
+        <w:spacing w:after="140" w:before="0"/>
+      </w:pPr>
+      <w:r>
+        <w:rPr>
+          <w:b/>
+          <w:bCs/>
+          <w:color w:val="12355B"/>
+          <w:sz w:val="30"/>
+          <w:szCs w:val="30"/>
+        </w:rPr>
+        <w:t xml:space="preserve">Worked Example</w:t>
+      </w:r>
+    </w:p>
+    <w:p>
+      <w:pPr>
+        <w:pStyle w:val="Heading2"/>
+        <w:spacing w:after="80" w:before="180"/>
+      </w:pPr>
+      <w:r>
+        <w:rPr>
+          <w:b/>
+          <w:bCs/>
+          <w:color w:val="12355B"/>
+          <w:sz w:val="24"/>
+          <w:szCs w:val="24"/>
+        </w:rPr>
+        <w:t xml:space="preserve">Watch &amp; Read</w:t>
+      </w:r>
+      <w:r>
+        <w:rPr>
+          <w:i/>
+          <w:iCs/>
+          <w:color w:val="1FA6A2"/>
+          <w:sz w:val="19"/>
+          <w:szCs w:val="19"/>
+        </w:rPr>
+        <w:t xml:space="preserve">   I Do — follow along with your teacher</w:t>
+      </w:r>
+    </w:p>
+    <w:tbl>
+      <w:tblPr>
+        <w:tblW w:type="pct" w:w="100%"/>
+        <w:tblBorders>
+          <w:top w:val="single" w:color="1FA6A2" w:sz="8"/>
+          <w:left w:val="single" w:color="1FA6A2" w:sz="8"/>
+          <w:bottom w:val="single" w:color="1FA6A2" w:sz="8"/>
+          <w:right w:val="single" w:color="1FA6A2" w:sz="8"/>
+          <w:insideH w:val="single" w:color="auto" w:sz="4"/>
+          <w:insideV w:val="single" w:color="auto" w:sz="4"/>
+        </w:tblBorders>
+      </w:tblPr>
+      <w:tblGrid>
+        <w:gridCol w:w="100"/>
+      </w:tblGrid>
+      <w:tr>
+        <w:tc>
+          <w:tcPr>
+            <w:shd w:fill="E6F4F3" w:color="auto" w:val="clear"/>
+            <w:tcMar>
+              <w:top w:type="dxa" w:w="120"/>
+              <w:left w:type="dxa" w:w="180"/>
+              <w:bottom w:type="dxa" w:w="120"/>
+              <w:right w:type="dxa" w:w="180"/>
+            </w:tcMar>
+          </w:tcPr>
+          <w:p>
+            <w:pPr>
+              <w:spacing w:after="60"/>
+            </w:pPr>
+            <w:r>
+              <w:rPr>
+                <w:b/>
+                <w:bCs/>
+                <w:color w:val="12355B"/>
+                <w:sz w:val="22"/>
+                <w:szCs w:val="22"/>
+              </w:rPr>
+              <w:t xml:space="preserve">Chef Academy Ratio Rookie</w:t>
+            </w:r>
+          </w:p>
+          <w:p>
+            <w:pPr>
+              <w:spacing w:after="0"/>
+            </w:pPr>
+            <w:r>
+              <w:rPr>
+                <w:sz w:val="21"/>
+                <w:szCs w:val="21"/>
+              </w:rPr>
+              <w:t xml:space="preserve">Welcome to Chef Academy! Head Chef Reyes is teaching new students how to read recipes like a pro. Her signature cookie recipe calls for 3 cups of flour for every 2 cups of sugar. Before the students can start baking, they need to understand how these ingredient amounts compare to each other.</w:t>
+            </w:r>
+          </w:p>
+        </w:tc>
+      </w:tr>
+    </w:tbl>
+    <w:p>
+      <w:pPr>
+        <w:spacing w:after="80"/>
+      </w:pPr>
+      <w:r>
+        <w:t xml:space="preserve"/>
+      </w:r>
+    </w:p>
+    <w:p>
+      <w:pPr>
+        <w:spacing w:after="50" w:before="60"/>
+      </w:pPr>
+      <w:r>
+        <w:rPr>
+          <w:b/>
+          <w:bCs/>
+          <w:color w:val="12355B"/>
+          <w:sz w:val="21"/>
+          <w:szCs w:val="21"/>
+        </w:rPr>
+        <w:t xml:space="preserve">Think about:</w:t>
+      </w:r>
+    </w:p>
+    <w:p>
+      <w:pPr>
+        <w:spacing w:after="40"/>
+        <w:ind w:left="300"/>
+      </w:pPr>
+      <w:r>
+        <w:rPr>
+          <w:sz w:val="20"/>
+          <w:szCs w:val="20"/>
+        </w:rPr>
+        <w:t xml:space="preserve">•  What two ingredients are being compared in the recipe?</w:t>
+      </w:r>
+    </w:p>
+    <w:p>
+      <w:pPr>
+        <w:spacing w:after="40"/>
+        <w:ind w:left="300"/>
+      </w:pPr>
+      <w:r>
+        <w:rPr>
+          <w:sz w:val="20"/>
+          <w:szCs w:val="20"/>
+        </w:rPr>
+        <w:t xml:space="preserve">•  How could you describe the relationship between flour and sugar?</w:t>
+      </w:r>
+    </w:p>
+    <w:p>
+      <w:pPr>
+        <w:spacing w:after="40"/>
+        <w:ind w:left="300"/>
+      </w:pPr>
+      <w:r>
+        <w:rPr>
+          <w:sz w:val="20"/>
+          <w:szCs w:val="20"/>
+        </w:rPr>
+        <w:t xml:space="preserve">•  Is the amount of flour more than, less than, or equal to the amount of sugar?</w:t>
+      </w:r>
+    </w:p>
+    <w:p>
+      <w:pPr>
+        <w:spacing w:after="40"/>
+        <w:ind w:left="300"/>
+      </w:pPr>
+      <w:r>
+        <w:rPr>
+          <w:sz w:val="20"/>
+          <w:szCs w:val="20"/>
+        </w:rPr>
+        <w:t xml:space="preserve">•  What if we compared the sugar to the flour instead — would the ratio change?</w:t>
+      </w:r>
+    </w:p>
+    <w:p>
+      <w:pPr>
+        <w:spacing w:after="40"/>
+        <w:ind w:left="300"/>
+      </w:pPr>
+      <w:r>
+        <w:rPr>
+          <w:sz w:val="20"/>
+          <w:szCs w:val="20"/>
+        </w:rPr>
+        <w:t xml:space="preserve">•  Could we compare one ingredient to the total amount of both?</w:t>
+      </w:r>
+    </w:p>
+    <w:p>
+      <w:pPr>
+        <w:pStyle w:val="Heading2"/>
+        <w:spacing w:after="80" w:before="180"/>
+      </w:pPr>
+      <w:r>
+        <w:rPr>
+          <w:b/>
+          <w:bCs/>
+          <w:color w:val="12355B"/>
+          <w:sz w:val="24"/>
+          <w:szCs w:val="24"/>
+        </w:rPr>
+        <w:t xml:space="preserve">Solved Example</w:t>
+      </w:r>
+      <w:r>
+        <w:rPr>
+          <w:i/>
+          <w:iCs/>
+          <w:color w:val="1FA6A2"/>
+          <w:sz w:val="19"/>
+          <w:szCs w:val="19"/>
+        </w:rPr>
+        <w:t xml:space="preserve">   I Do — watch each step</w:t>
+      </w:r>
+    </w:p>
+    <w:p>
+      <w:pPr>
+        <w:keepNext/>
+        <w:spacing w:after="40"/>
+      </w:pPr>
+      <w:r>
+        <w:rPr>
+          <w:b/>
+          <w:bCs/>
+          <w:color w:val="12355B"/>
+          <w:sz w:val="21"/>
+          <w:szCs w:val="21"/>
+        </w:rPr>
+        <w:t xml:space="preserve">Problem:  </w:t>
+      </w:r>
+      <w:r>
+        <w:rPr>
+          <w:sz w:val="21"/>
+          <w:szCs w:val="21"/>
+        </w:rPr>
+        <w:t xml:space="preserve">A recipe uses 4 cups of milk and 1 cup of cream. What is the ratio of milk to cream?</w:t>
+      </w:r>
+    </w:p>
+    <w:p>
+      <w:pPr>
+        <w:spacing w:after="30"/>
+        <w:ind w:left="420"/>
+      </w:pPr>
+      <w:r>
+        <w:rPr>
+          <w:sz w:val="20"/>
+          <w:szCs w:val="20"/>
+        </w:rPr>
+        <w:t xml:space="preserve">A)  4:1</w:t>
+      </w:r>
+    </w:p>
+    <w:p>
+      <w:pPr>
+        <w:spacing w:after="30"/>
+        <w:ind w:left="420"/>
+      </w:pPr>
+      <w:r>
+        <w:rPr>
+          <w:sz w:val="20"/>
+          <w:szCs w:val="20"/>
+        </w:rPr>
+        <w:t xml:space="preserve">B)  1:4</w:t>
+      </w:r>
+    </w:p>
+    <w:p>
+      <w:pPr>
+        <w:spacing w:after="30"/>
+        <w:ind w:left="420"/>
+      </w:pPr>
+      <w:r>
+        <w:rPr>
+          <w:sz w:val="20"/>
+          <w:szCs w:val="20"/>
+        </w:rPr>
+        <w:t xml:space="preserve">C)  4:5</w:t>
+      </w:r>
+    </w:p>
+    <w:p>
+      <w:pPr>
+        <w:spacing w:after="30"/>
+        <w:ind w:left="420"/>
+      </w:pPr>
+      <w:r>
+        <w:rPr>
+          <w:sz w:val="20"/>
+          <w:szCs w:val="20"/>
+        </w:rPr>
+        <w:t xml:space="preserve">D)  5:1</w:t>
+      </w:r>
+    </w:p>
+    <w:p>
+      <w:pPr>
+        <w:spacing w:after="20" w:before="50"/>
+      </w:pPr>
+      <w:r>
+        <w:rPr>
+          <w:b/>
+          <w:bCs/>
+          <w:color w:val="1FA6A2"/>
+          <w:sz w:val="21"/>
+          <w:szCs w:val="21"/>
+        </w:rPr>
+        <w:t xml:space="preserve">Step 1:  </w:t>
+      </w:r>
+      <w:r>
+        <w:rPr>
+          <w:sz w:val="21"/>
+          <w:szCs w:val="21"/>
+        </w:rPr>
+        <w:t xml:space="preserve">A ratio compares quantities in the order given.</w:t>
+      </w:r>
+    </w:p>
+    <w:p>
+      <w:pPr>
+        <w:spacing w:after="20" w:before="50"/>
+      </w:pPr>
+      <w:r>
+        <w:rPr>
+          <w:b/>
+          <w:bCs/>
+          <w:color w:val="1FA6A2"/>
+          <w:sz w:val="21"/>
+          <w:szCs w:val="21"/>
+        </w:rPr>
+        <w:t xml:space="preserve">Step 2:  </w:t>
+      </w:r>
+      <w:r>
+        <w:rPr>
+          <w:sz w:val="21"/>
+          <w:szCs w:val="21"/>
+        </w:rPr>
+        <w:t xml:space="preserve">Milk to cream = 4 to 1, or 4:1.</w:t>
+      </w:r>
+    </w:p>
+    <w:p>
+      <w:pPr>
+        <w:spacing w:after="40" w:before="60"/>
+      </w:pPr>
+      <w:r>
+        <w:rPr>
+          <w:b/>
+          <w:bCs/>
+          <w:color w:val="12355B"/>
+          <w:sz w:val="21"/>
+          <w:szCs w:val="21"/>
+        </w:rPr>
+        <w:t xml:space="preserve">Answer:  </w:t>
+      </w:r>
+      <w:r>
+        <w:rPr>
+          <w:b/>
+          <w:bCs/>
+          <w:sz w:val="21"/>
+          <w:szCs w:val="21"/>
+        </w:rPr>
+        <w:t xml:space="preserve">A. 4:1</w:t>
+      </w:r>
+    </w:p>
+    <w:p>
+      <w:pPr>
+        <w:pStyle w:val="Heading1"/>
+        <w:pageBreakBefore/>
+        <w:pBdr>
+          <w:bottom w:val="single" w:color="1FA6A2" w:sz="14" w:space="6"/>
+        </w:pBdr>
+        <w:spacing w:after="140" w:before="0"/>
+      </w:pPr>
+      <w:r>
+        <w:rPr>
+          <w:b/>
+          <w:bCs/>
+          <w:color w:val="12355B"/>
+          <w:sz w:val="30"/>
+          <w:szCs w:val="30"/>
+        </w:rPr>
+        <w:t xml:space="preserve">Guided Practice</w:t>
+      </w:r>
+    </w:p>
+    <w:p>
+      <w:pPr>
+        <w:pStyle w:val="Heading2"/>
+        <w:spacing w:after="80" w:before="180"/>
+      </w:pPr>
+      <w:r>
+        <w:rPr>
+          <w:b/>
+          <w:bCs/>
+          <w:color w:val="12355B"/>
+          <w:sz w:val="24"/>
+          <w:szCs w:val="24"/>
+        </w:rPr>
+        <w:t xml:space="preserve">Solve Together</w:t>
+      </w:r>
+      <w:r>
+        <w:rPr>
+          <w:i/>
+          <w:iCs/>
+          <w:color w:val="6B4FA0"/>
+          <w:sz w:val="19"/>
+          <w:szCs w:val="19"/>
+        </w:rPr>
+        <w:t xml:space="preserve">   We Do — work with your class</w:t>
+      </w:r>
+    </w:p>
+    <w:p>
+      <w:pPr>
+        <w:keepNext/>
+        <w:spacing w:after="40" w:before="40"/>
+      </w:pPr>
+      <w:r>
+        <w:rPr>
+          <w:b/>
+          <w:bCs/>
+          <w:color w:val="12355B"/>
+          <w:sz w:val="21"/>
+          <w:szCs w:val="21"/>
+        </w:rPr>
+        <w:t xml:space="preserve">Problem:  </w:t>
+      </w:r>
+      <w:r>
+        <w:rPr>
+          <w:sz w:val="21"/>
+          <w:szCs w:val="21"/>
+        </w:rPr>
+        <w:t xml:space="preserve">Chef Reyes uses 6 strawberries and 2 bananas in a smoothie. What is the part-to-whole ratio of bananas to total fruit?</w:t>
+      </w:r>
+    </w:p>
+    <w:p>
+      <w:pPr>
+        <w:spacing w:after="30"/>
+        <w:ind w:left="420"/>
+      </w:pPr>
+      <w:r>
+        <w:rPr>
+          <w:sz w:val="20"/>
+          <w:szCs w:val="20"/>
+        </w:rPr>
+        <w:t xml:space="preserve">A)  2:8</w:t>
+      </w:r>
+    </w:p>
+    <w:p>
+      <w:pPr>
+        <w:spacing w:after="30"/>
+        <w:ind w:left="420"/>
+      </w:pPr>
+      <w:r>
+        <w:rPr>
+          <w:sz w:val="20"/>
+          <w:szCs w:val="20"/>
+        </w:rPr>
+        <w:t xml:space="preserve">B)  6:2</w:t>
+      </w:r>
+    </w:p>
+    <w:p>
+      <w:pPr>
+        <w:spacing w:after="30"/>
+        <w:ind w:left="420"/>
+      </w:pPr>
+      <w:r>
+        <w:rPr>
+          <w:sz w:val="20"/>
+          <w:szCs w:val="20"/>
+        </w:rPr>
+        <w:t xml:space="preserve">C)  2:6</w:t>
+      </w:r>
+    </w:p>
+    <w:p>
+      <w:pPr>
+        <w:spacing w:after="30"/>
+        <w:ind w:left="420"/>
+      </w:pPr>
+      <w:r>
+        <w:rPr>
+          <w:sz w:val="20"/>
+          <w:szCs w:val="20"/>
+        </w:rPr>
+        <w:t xml:space="preserve">D)  8:2</w:t>
+      </w:r>
+    </w:p>
+    <w:p>
+      <w:pPr>
+        <w:keepNext/>
+        <w:spacing w:after="0" w:before="50"/>
+      </w:pPr>
+      <w:r>
+        <w:rPr>
+          <w:b/>
+          <w:bCs/>
+          <w:color w:val="6B4FA0"/>
+          <w:sz w:val="21"/>
+          <w:szCs w:val="21"/>
+        </w:rPr>
+        <w:t xml:space="preserve">Step 1:</w:t>
+      </w:r>
+    </w:p>
+    <w:p>
+      <w:pPr>
+        <w:pBdr>
+          <w:bottom w:val="single" w:color="AFBECC" w:sz="6"/>
+        </w:pBdr>
+        <w:spacing w:after="30" w:before="150"/>
+      </w:pPr>
+      <w:r>
+        <w:t xml:space="preserve"/>
+      </w:r>
+    </w:p>
+    <w:p>
+      <w:pPr>
+        <w:keepNext/>
+        <w:spacing w:after="0" w:before="50"/>
+      </w:pPr>
+      <w:r>
+        <w:rPr>
+          <w:b/>
+          <w:bCs/>
+          <w:color w:val="6B4FA0"/>
+          <w:sz w:val="21"/>
+          <w:szCs w:val="21"/>
+        </w:rPr>
+        <w:t xml:space="preserve">Step 2:</w:t>
+      </w:r>
+    </w:p>
+    <w:p>
+      <w:pPr>
+        <w:pBdr>
+          <w:bottom w:val="single" w:color="AFBECC" w:sz="6"/>
+        </w:pBdr>
+        <w:spacing w:after="30" w:before="150"/>
+      </w:pPr>
+      <w:r>
+        <w:t xml:space="preserve"/>
+      </w:r>
+    </w:p>
+    <w:p>
+      <w:pPr>
+        <w:keepNext/>
+        <w:spacing w:after="0" w:before="60"/>
+      </w:pPr>
+      <w:r>
+        <w:rPr>
+          <w:b/>
+          <w:bCs/>
+          <w:color w:val="12355B"/>
+          <w:sz w:val="21"/>
+          <w:szCs w:val="21"/>
+        </w:rPr>
+        <w:t xml:space="preserve">Answer:</w:t>
+      </w:r>
+    </w:p>
+    <w:p>
+      <w:pPr>
+        <w:pBdr>
+          <w:bottom w:val="single" w:color="AFBECC" w:sz="6"/>
+        </w:pBdr>
+        <w:spacing w:after="30" w:before="150"/>
+      </w:pPr>
+      <w:r>
+        <w:t xml:space="preserve"/>
+      </w:r>
+    </w:p>
+    <w:p>
+      <w:pPr>
+        <w:spacing w:after="80"/>
+      </w:pPr>
+      <w:r>
+        <w:t xml:space="preserve"/>
+      </w:r>
+    </w:p>
+    <w:tbl>
+      <w:tblPr>
+        <w:tblW w:type="pct" w:w="100%"/>
+        <w:tblBorders>
+          <w:top w:val="single" w:color="BBD0DE" w:sz="8"/>
+          <w:left w:val="single" w:color="BBD0DE" w:sz="8"/>
+          <w:bottom w:val="single" w:color="BBD0DE" w:sz="8"/>
+          <w:right w:val="single" w:color="BBD0DE" w:sz="8"/>
+          <w:insideH w:val="single" w:color="auto" w:sz="4"/>
+          <w:insideV w:val="single" w:color="auto" w:sz="4"/>
+        </w:tblBorders>
+      </w:tblPr>
+      <w:tblGrid>
+        <w:gridCol w:w="100"/>
+      </w:tblGrid>
+      <w:tr>
+        <w:tc>
+          <w:tcPr>
+            <w:shd w:fill="EEF4F8" w:color="auto" w:val="clear"/>
+            <w:tcMar>
+              <w:top w:type="dxa" w:w="120"/>
+              <w:left w:type="dxa" w:w="180"/>
+              <w:bottom w:type="dxa" w:w="120"/>
+              <w:right w:type="dxa" w:w="180"/>
+            </w:tcMar>
+          </w:tcPr>
+          <w:p>
+            <w:pPr>
               <w:spacing w:after="0"/>
             </w:pPr>
             <w:r>
@@ -3648,6 +4944,97 @@
           <w:szCs w:val="19"/>
         </w:rPr>
         <w:t xml:space="preserve">  — Total pieces = 8 + 5 = 13. The ratio of raisins to total is 5:13.</w:t>
+      </w:r>
+    </w:p>
+    <w:p>
+      <w:pPr>
+        <w:pStyle w:val="Heading2"/>
+        <w:spacing w:after="80" w:before="180"/>
+      </w:pPr>
+      <w:r>
+        <w:rPr>
+          <w:b/>
+          <w:bCs/>
+          <w:color w:val="12355B"/>
+          <w:sz w:val="24"/>
+          <w:szCs w:val="24"/>
+        </w:rPr>
+        <w:t xml:space="preserve">Math Writing Criteria</w:t>
+      </w:r>
+    </w:p>
+    <w:p>
+      <w:pPr>
+        <w:spacing w:after="100"/>
+      </w:pPr>
+      <w:r>
+        <w:rPr>
+          <w:i/>
+          <w:iCs/>
+          <w:color w:val="5F6F80"/>
+          <w:sz w:val="19"/>
+          <w:szCs w:val="19"/>
+        </w:rPr>
+        <w:t xml:space="preserve">The support level changes the amount of language scaffolding, not the mathematical expectation.</w:t>
+      </w:r>
+    </w:p>
+    <w:p>
+      <w:pPr>
+        <w:spacing w:after="80"/>
+      </w:pPr>
+      <w:r>
+        <w:rPr>
+          <w:sz w:val="20"/>
+          <w:szCs w:val="20"/>
+        </w:rPr>
+        <w:t xml:space="preserve">☐  I answered the question.</w:t>
+      </w:r>
+    </w:p>
+    <w:p>
+      <w:pPr>
+        <w:spacing w:after="80"/>
+      </w:pPr>
+      <w:r>
+        <w:rPr>
+          <w:sz w:val="20"/>
+          <w:szCs w:val="20"/>
+        </w:rPr>
+        <w:t xml:space="preserve">☐  I used math evidence: numbers, an equation, a model, or a comparison.</w:t>
+      </w:r>
+    </w:p>
+    <w:p>
+      <w:pPr>
+        <w:spacing w:after="80"/>
+      </w:pPr>
+      <w:r>
+        <w:rPr>
+          <w:sz w:val="20"/>
+          <w:szCs w:val="20"/>
+        </w:rPr>
+        <w:t xml:space="preserve">☐  I explained how the evidence proves my answer.</w:t>
+      </w:r>
+    </w:p>
+    <w:p>
+      <w:pPr>
+        <w:spacing w:after="80"/>
+      </w:pPr>
+      <w:r>
+        <w:rPr>
+          <w:sz w:val="20"/>
+          <w:szCs w:val="20"/>
+        </w:rPr>
+        <w:t xml:space="preserve">☐  I used at least two math words.</w:t>
+      </w:r>
+    </w:p>
+    <w:p>
+      <w:pPr>
+        <w:spacing w:after="80"/>
+      </w:pPr>
+      <w:r>
+        <w:rPr>
+          <w:sz w:val="20"/>
+          <w:szCs w:val="20"/>
+        </w:rPr>
+        <w:t xml:space="preserve">☐  I reread complete sentences and punctuation.</w:t>
       </w:r>
     </w:p>
     <w:sectPr>
